--- a/downloads/teacher/04 Units/Unit 01 - Nutrition and Wellness - Kitchen Skills and Smart Eating/Lesson 01.15 - Shopping Lists and Store Circulars.docx
+++ b/downloads/teacher/04 Units/Unit 01 - Nutrition and Wellness - Kitchen Skills and Smart Eating/Lesson 01.15 - Shopping Lists and Store Circulars.docx
@@ -298,23 +298,41 @@
       <w:r>
         <w:t xml:space="preserve">By the end of this lesson, students will be able to:</w:t>
       </w:r>
-      <w:r>
-        <w:t xml:space="preserve"> </w:t>
-      </w:r>
-      <w:r>
-        <w:t xml:space="preserve">1. (Low) Given a store circular, identify the sale price, the unit or size, the limit, the sale dates, and the loyalty card price on any item.</w:t>
-      </w:r>
-      <w:r>
-        <w:t xml:space="preserve"> </w:t>
-      </w:r>
-      <w:r>
-        <w:t xml:space="preserve">2. (Mid) Given a recipe and a pantry list, write a shopping list organized by store section that leaves out anything the pantry already has.</w:t>
-      </w:r>
-      <w:r>
-        <w:t xml:space="preserve"> </w:t>
-      </w:r>
-      <w:r>
-        <w:t xml:space="preserve">3. (High) Given a circular and a partial list, decide which two items on the list should wait for a better week and defend the choice with the price and the dates.</w:t>
+    </w:p>
+    <w:p>
+      <w:pPr>
+        <w:numPr>
+          <w:ilvl w:val="0"/>
+          <w:numId w:val="1002"/>
+        </w:numPr>
+        <w:pStyle w:val="Compact"/>
+      </w:pPr>
+      <w:r>
+        <w:t xml:space="preserve">(Low) Given a store circular, identify the sale price, the unit or size, the limit, the sale dates, and the loyalty card price on any item.</w:t>
+      </w:r>
+    </w:p>
+    <w:p>
+      <w:pPr>
+        <w:numPr>
+          <w:ilvl w:val="0"/>
+          <w:numId w:val="1002"/>
+        </w:numPr>
+        <w:pStyle w:val="Compact"/>
+      </w:pPr>
+      <w:r>
+        <w:t xml:space="preserve">(Mid) Given a recipe and a pantry list, write a shopping list organized by store section that leaves out anything the pantry already has.</w:t>
+      </w:r>
+    </w:p>
+    <w:p>
+      <w:pPr>
+        <w:numPr>
+          <w:ilvl w:val="0"/>
+          <w:numId w:val="1002"/>
+        </w:numPr>
+        <w:pStyle w:val="Compact"/>
+      </w:pPr>
+      <w:r>
+        <w:t xml:space="preserve">(High) Given a circular and a partial list, decide which two items on the list should wait for a better week and defend the choice with the price and the dates.</w:t>
       </w:r>
     </w:p>
     <w:p>
@@ -355,7 +373,7 @@
       <w:pPr>
         <w:numPr>
           <w:ilvl w:val="0"/>
-          <w:numId w:val="1002"/>
+          <w:numId w:val="1003"/>
         </w:numPr>
         <w:pStyle w:val="Compact"/>
       </w:pPr>
@@ -376,7 +394,7 @@
       <w:pPr>
         <w:numPr>
           <w:ilvl w:val="0"/>
-          <w:numId w:val="1002"/>
+          <w:numId w:val="1003"/>
         </w:numPr>
         <w:pStyle w:val="Compact"/>
       </w:pPr>
@@ -397,7 +415,7 @@
       <w:pPr>
         <w:numPr>
           <w:ilvl w:val="0"/>
-          <w:numId w:val="1002"/>
+          <w:numId w:val="1003"/>
         </w:numPr>
         <w:pStyle w:val="Compact"/>
       </w:pPr>
@@ -409,7 +427,7 @@
       <w:pPr>
         <w:numPr>
           <w:ilvl w:val="0"/>
-          <w:numId w:val="1002"/>
+          <w:numId w:val="1003"/>
         </w:numPr>
         <w:pStyle w:val="Compact"/>
       </w:pPr>
@@ -439,7 +457,7 @@
       <w:pPr>
         <w:numPr>
           <w:ilvl w:val="0"/>
-          <w:numId w:val="1002"/>
+          <w:numId w:val="1003"/>
         </w:numPr>
         <w:pStyle w:val="Compact"/>
       </w:pPr>
@@ -466,7 +484,7 @@
       <w:pPr>
         <w:numPr>
           <w:ilvl w:val="0"/>
-          <w:numId w:val="1002"/>
+          <w:numId w:val="1003"/>
         </w:numPr>
         <w:pStyle w:val="Compact"/>
       </w:pPr>
@@ -478,7 +496,7 @@
       <w:pPr>
         <w:numPr>
           <w:ilvl w:val="0"/>
-          <w:numId w:val="1002"/>
+          <w:numId w:val="1003"/>
         </w:numPr>
         <w:pStyle w:val="Compact"/>
       </w:pPr>
@@ -863,11 +881,17 @@
       <w:r>
         <w:t xml:space="preserve">Monitor understanding:</w:t>
       </w:r>
-      <w:r>
-        <w:t xml:space="preserve"> </w:t>
-      </w:r>
-      <w:r>
-        <w:t xml:space="preserve">- The circular says</w:t>
+    </w:p>
+    <w:p>
+      <w:pPr>
+        <w:numPr>
+          <w:ilvl w:val="0"/>
+          <w:numId w:val="1004"/>
+        </w:numPr>
+        <w:pStyle w:val="Compact"/>
+      </w:pPr>
+      <w:r>
+        <w:t xml:space="preserve">The circular says</w:t>
       </w:r>
       <w:r>
         <w:t xml:space="preserve"> </w:t>
@@ -887,15 +911,15 @@
       <w:r>
         <w:t xml:space="preserve">You want a 3 pound bag. What will it cost?</w:t>
       </w:r>
-      <w:r>
-        <w:t xml:space="preserve"> </w:t>
-      </w:r>
-      <w:r>
-        <w:t xml:space="preserve">-</w:t>
-      </w:r>
-      <w:r>
-        <w:t xml:space="preserve"> </w:t>
-      </w:r>
+    </w:p>
+    <w:p>
+      <w:pPr>
+        <w:numPr>
+          <w:ilvl w:val="0"/>
+          <w:numId w:val="1004"/>
+        </w:numPr>
+        <w:pStyle w:val="Compact"/>
+      </w:pPr>
       <w:r>
         <w:t xml:space="preserve">“</w:t>
       </w:r>
@@ -911,37 +935,61 @@
       <w:r>
         <w:t xml:space="preserve">What happens on the third one?</w:t>
       </w:r>
-      <w:r>
-        <w:t xml:space="preserve"> </w:t>
-      </w:r>
-      <w:r>
-        <w:t xml:space="preserve">- Which store section is shredded cheese in? Tortillas? Frozen corn?</w:t>
-      </w:r>
-    </w:p>
-    <w:p>
-      <w:pPr>
-        <w:pStyle w:val="BodyText"/>
+    </w:p>
+    <w:p>
+      <w:pPr>
+        <w:numPr>
+          <w:ilvl w:val="0"/>
+          <w:numId w:val="1004"/>
+        </w:numPr>
+        <w:pStyle w:val="Compact"/>
+      </w:pPr>
+      <w:r>
+        <w:t xml:space="preserve">Which store section is shredded cheese in? Tortillas? Frozen corn?</w:t>
+      </w:r>
+    </w:p>
+    <w:p>
+      <w:pPr>
+        <w:pStyle w:val="FirstParagraph"/>
       </w:pPr>
       <w:r>
         <w:t xml:space="preserve">Deepen learning:</w:t>
       </w:r>
-      <w:r>
-        <w:t xml:space="preserve"> </w:t>
-      </w:r>
-      <w:r>
-        <w:t xml:space="preserve">- Why do stores put the sale ending date in small print?</w:t>
-      </w:r>
-      <w:r>
-        <w:t xml:space="preserve"> </w:t>
-      </w:r>
-      <w:r>
-        <w:t xml:space="preserve">- If the pantry already has half a bag of cheese, do you still buy cheese? What decides it?</w:t>
-      </w:r>
-      <w:r>
-        <w:t xml:space="preserve"> </w:t>
-      </w:r>
-      <w:r>
-        <w:t xml:space="preserve">- Buy-one-get-one on something your family does not eat: is that a deal?</w:t>
+    </w:p>
+    <w:p>
+      <w:pPr>
+        <w:numPr>
+          <w:ilvl w:val="0"/>
+          <w:numId w:val="1005"/>
+        </w:numPr>
+        <w:pStyle w:val="Compact"/>
+      </w:pPr>
+      <w:r>
+        <w:t xml:space="preserve">Why do stores put the sale ending date in small print?</w:t>
+      </w:r>
+    </w:p>
+    <w:p>
+      <w:pPr>
+        <w:numPr>
+          <w:ilvl w:val="0"/>
+          <w:numId w:val="1005"/>
+        </w:numPr>
+        <w:pStyle w:val="Compact"/>
+      </w:pPr>
+      <w:r>
+        <w:t xml:space="preserve">If the pantry already has half a bag of cheese, do you still buy cheese? What decides it?</w:t>
+      </w:r>
+    </w:p>
+    <w:p>
+      <w:pPr>
+        <w:numPr>
+          <w:ilvl w:val="0"/>
+          <w:numId w:val="1005"/>
+        </w:numPr>
+        <w:pStyle w:val="Compact"/>
+      </w:pPr>
+      <w:r>
+        <w:t xml:space="preserve">Buy-one-get-one on something your family does not eat: is that a deal?</w:t>
       </w:r>
     </w:p>
     <w:p>
@@ -1081,7 +1129,7 @@
       <w:pPr>
         <w:numPr>
           <w:ilvl w:val="0"/>
-          <w:numId w:val="1003"/>
+          <w:numId w:val="1006"/>
         </w:numPr>
         <w:pStyle w:val="Compact"/>
       </w:pPr>
@@ -1102,7 +1150,7 @@
       <w:pPr>
         <w:numPr>
           <w:ilvl w:val="0"/>
-          <w:numId w:val="1003"/>
+          <w:numId w:val="1006"/>
         </w:numPr>
         <w:pStyle w:val="Compact"/>
       </w:pPr>
@@ -1114,7 +1162,7 @@
       <w:pPr>
         <w:numPr>
           <w:ilvl w:val="0"/>
-          <w:numId w:val="1003"/>
+          <w:numId w:val="1006"/>
         </w:numPr>
         <w:pStyle w:val="Compact"/>
       </w:pPr>
@@ -1126,7 +1174,7 @@
       <w:pPr>
         <w:numPr>
           <w:ilvl w:val="0"/>
-          <w:numId w:val="1003"/>
+          <w:numId w:val="1006"/>
         </w:numPr>
         <w:pStyle w:val="Compact"/>
       </w:pPr>
@@ -1138,7 +1186,7 @@
       <w:pPr>
         <w:numPr>
           <w:ilvl w:val="0"/>
-          <w:numId w:val="1003"/>
+          <w:numId w:val="1006"/>
         </w:numPr>
         <w:pStyle w:val="Compact"/>
       </w:pPr>
@@ -1150,7 +1198,7 @@
       <w:pPr>
         <w:numPr>
           <w:ilvl w:val="0"/>
-          <w:numId w:val="1003"/>
+          <w:numId w:val="1006"/>
         </w:numPr>
         <w:pStyle w:val="Compact"/>
       </w:pPr>
@@ -1471,7 +1519,7 @@
       <w:pPr>
         <w:numPr>
           <w:ilvl w:val="0"/>
-          <w:numId w:val="1004"/>
+          <w:numId w:val="1007"/>
         </w:numPr>
         <w:pStyle w:val="Compact"/>
       </w:pPr>
@@ -1495,7 +1543,7 @@
       <w:pPr>
         <w:numPr>
           <w:ilvl w:val="0"/>
-          <w:numId w:val="1004"/>
+          <w:numId w:val="1007"/>
         </w:numPr>
         <w:pStyle w:val="Compact"/>
       </w:pPr>
@@ -1507,7 +1555,7 @@
       <w:pPr>
         <w:numPr>
           <w:ilvl w:val="0"/>
-          <w:numId w:val="1004"/>
+          <w:numId w:val="1007"/>
         </w:numPr>
         <w:pStyle w:val="Compact"/>
       </w:pPr>
@@ -1531,7 +1579,7 @@
       <w:pPr>
         <w:numPr>
           <w:ilvl w:val="0"/>
-          <w:numId w:val="1004"/>
+          <w:numId w:val="1007"/>
         </w:numPr>
         <w:pStyle w:val="Compact"/>
       </w:pPr>
@@ -1555,7 +1603,7 @@
       <w:pPr>
         <w:numPr>
           <w:ilvl w:val="0"/>
-          <w:numId w:val="1004"/>
+          <w:numId w:val="1007"/>
         </w:numPr>
         <w:pStyle w:val="Compact"/>
       </w:pPr>
@@ -1579,7 +1627,7 @@
       <w:pPr>
         <w:numPr>
           <w:ilvl w:val="0"/>
-          <w:numId w:val="1004"/>
+          <w:numId w:val="1007"/>
         </w:numPr>
         <w:pStyle w:val="Compact"/>
       </w:pPr>
@@ -1628,7 +1676,7 @@
       <w:pPr>
         <w:numPr>
           <w:ilvl w:val="0"/>
-          <w:numId w:val="1005"/>
+          <w:numId w:val="1008"/>
         </w:numPr>
         <w:pStyle w:val="Compact"/>
       </w:pPr>
@@ -1640,7 +1688,7 @@
       <w:pPr>
         <w:numPr>
           <w:ilvl w:val="0"/>
-          <w:numId w:val="1005"/>
+          <w:numId w:val="1008"/>
         </w:numPr>
         <w:pStyle w:val="Compact"/>
       </w:pPr>
@@ -1670,7 +1718,7 @@
       <w:pPr>
         <w:numPr>
           <w:ilvl w:val="0"/>
-          <w:numId w:val="1005"/>
+          <w:numId w:val="1008"/>
         </w:numPr>
         <w:pStyle w:val="Compact"/>
       </w:pPr>
@@ -1700,7 +1748,7 @@
       <w:pPr>
         <w:numPr>
           <w:ilvl w:val="0"/>
-          <w:numId w:val="1005"/>
+          <w:numId w:val="1008"/>
         </w:numPr>
         <w:pStyle w:val="Compact"/>
       </w:pPr>
@@ -1712,7 +1760,7 @@
       <w:pPr>
         <w:numPr>
           <w:ilvl w:val="0"/>
-          <w:numId w:val="1005"/>
+          <w:numId w:val="1008"/>
         </w:numPr>
         <w:pStyle w:val="Compact"/>
       </w:pPr>
@@ -2008,6 +2056,118 @@
       </w:pPr>
     </w:lvl>
   </w:abstractNum>
+  <w:abstractNum w:abstractNumId="99411">
+    <w:nsid w:val="71315dca"/>
+    <w:multiLevelType w:val="multilevel"/>
+    <w:lvl w:ilvl="0">
+      <w:start w:val="1"/>
+      <w:numFmt w:val="decimal"/>
+      <w:lvlText w:val="%1."/>
+      <w:lvlJc w:val="left"/>
+      <w:pPr>
+        <w:tabs>
+          <w:tab w:val="num" w:pos="0"/>
+        </w:tabs>
+        <w:ind w:left="480" w:hanging="480"/>
+      </w:pPr>
+    </w:lvl>
+    <w:lvl w:ilvl="1">
+      <w:start w:val="1"/>
+      <w:numFmt w:val="decimal"/>
+      <w:lvlText w:val="%2."/>
+      <w:lvlJc w:val="left"/>
+      <w:pPr>
+        <w:tabs>
+          <w:tab w:val="num" w:pos="720"/>
+        </w:tabs>
+        <w:ind w:left="1200" w:hanging="480"/>
+      </w:pPr>
+    </w:lvl>
+    <w:lvl w:ilvl="2">
+      <w:start w:val="1"/>
+      <w:numFmt w:val="decimal"/>
+      <w:lvlText w:val="%3."/>
+      <w:lvlJc w:val="left"/>
+      <w:pPr>
+        <w:tabs>
+          <w:tab w:val="num" w:pos="1440"/>
+        </w:tabs>
+        <w:ind w:left="1920" w:hanging="480"/>
+      </w:pPr>
+    </w:lvl>
+    <w:lvl w:ilvl="3">
+      <w:start w:val="1"/>
+      <w:numFmt w:val="decimal"/>
+      <w:lvlText w:val="%4."/>
+      <w:lvlJc w:val="left"/>
+      <w:pPr>
+        <w:tabs>
+          <w:tab w:val="num" w:pos="2160"/>
+        </w:tabs>
+        <w:ind w:left="2640" w:hanging="480"/>
+      </w:pPr>
+    </w:lvl>
+    <w:lvl w:ilvl="4">
+      <w:start w:val="1"/>
+      <w:numFmt w:val="decimal"/>
+      <w:lvlText w:val="%5."/>
+      <w:lvlJc w:val="left"/>
+      <w:pPr>
+        <w:tabs>
+          <w:tab w:val="num" w:pos="2880"/>
+        </w:tabs>
+        <w:ind w:left="3360" w:hanging="480"/>
+      </w:pPr>
+    </w:lvl>
+    <w:lvl w:ilvl="5">
+      <w:start w:val="1"/>
+      <w:numFmt w:val="decimal"/>
+      <w:lvlText w:val="%6."/>
+      <w:lvlJc w:val="left"/>
+      <w:pPr>
+        <w:tabs>
+          <w:tab w:val="num" w:pos="3600"/>
+        </w:tabs>
+        <w:ind w:left="4080" w:hanging="480"/>
+      </w:pPr>
+    </w:lvl>
+    <w:lvl w:ilvl="6">
+      <w:start w:val="1"/>
+      <w:numFmt w:val="decimal"/>
+      <w:lvlText w:val="%7."/>
+      <w:lvlJc w:val="left"/>
+      <w:pPr>
+        <w:tabs>
+          <w:tab w:val="num" w:pos="4320"/>
+        </w:tabs>
+        <w:ind w:left="4800" w:hanging="480"/>
+      </w:pPr>
+    </w:lvl>
+    <w:lvl w:ilvl="7">
+      <w:start w:val="1"/>
+      <w:numFmt w:val="decimal"/>
+      <w:lvlText w:val="%8."/>
+      <w:lvlJc w:val="left"/>
+      <w:pPr>
+        <w:tabs>
+          <w:tab w:val="num" w:pos="5040"/>
+        </w:tabs>
+        <w:ind w:left="5520" w:hanging="480"/>
+      </w:pPr>
+    </w:lvl>
+    <w:lvl w:ilvl="8">
+      <w:start w:val="1"/>
+      <w:numFmt w:val="decimal"/>
+      <w:lvlText w:val="%9."/>
+      <w:lvlJc w:val="left"/>
+      <w:pPr>
+        <w:tabs>
+          <w:tab w:val="num" w:pos="5760"/>
+        </w:tabs>
+        <w:ind w:left="6240" w:hanging="480"/>
+      </w:pPr>
+    </w:lvl>
+  </w:abstractNum>
   <w:num w:numId="1000">
     <w:abstractNumId w:val="990"/>
   </w:num>
@@ -2015,7 +2175,34 @@
     <w:abstractNumId w:val="991"/>
   </w:num>
   <w:num w:numId="1002">
-    <w:abstractNumId w:val="991"/>
+    <w:abstractNumId w:val="99411"/>
+    <w:lvlOverride w:ilvl="0">
+      <w:startOverride w:val="1"/>
+    </w:lvlOverride>
+    <w:lvlOverride w:ilvl="1">
+      <w:startOverride w:val="1"/>
+    </w:lvlOverride>
+    <w:lvlOverride w:ilvl="2">
+      <w:startOverride w:val="1"/>
+    </w:lvlOverride>
+    <w:lvlOverride w:ilvl="3">
+      <w:startOverride w:val="1"/>
+    </w:lvlOverride>
+    <w:lvlOverride w:ilvl="4">
+      <w:startOverride w:val="1"/>
+    </w:lvlOverride>
+    <w:lvlOverride w:ilvl="5">
+      <w:startOverride w:val="1"/>
+    </w:lvlOverride>
+    <w:lvlOverride w:ilvl="6">
+      <w:startOverride w:val="1"/>
+    </w:lvlOverride>
+    <w:lvlOverride w:ilvl="7">
+      <w:startOverride w:val="1"/>
+    </w:lvlOverride>
+    <w:lvlOverride w:ilvl="8">
+      <w:startOverride w:val="1"/>
+    </w:lvlOverride>
   </w:num>
   <w:num w:numId="1003">
     <w:abstractNumId w:val="991"/>
@@ -2024,6 +2211,15 @@
     <w:abstractNumId w:val="991"/>
   </w:num>
   <w:num w:numId="1005">
+    <w:abstractNumId w:val="991"/>
+  </w:num>
+  <w:num w:numId="1006">
+    <w:abstractNumId w:val="991"/>
+  </w:num>
+  <w:num w:numId="1007">
+    <w:abstractNumId w:val="991"/>
+  </w:num>
+  <w:num w:numId="1008">
     <w:abstractNumId w:val="991"/>
   </w:num>
 </w:numbering>

--- a/downloads/teacher/04 Units/Unit 01 - Nutrition and Wellness - Kitchen Skills and Smart Eating/Lesson 01.15 - Shopping Lists and Store Circulars.docx
+++ b/downloads/teacher/04 Units/Unit 01 - Nutrition and Wellness - Kitchen Skills and Smart Eating/Lesson 01.15 - Shopping Lists and Store Circulars.docx
@@ -379,15 +379,6 @@
       </w:pPr>
       <w:r>
         <w:t xml:space="preserve">This week’s circular from a local supermarket, one per pair, paper or printed from the store website</w:t>
-      </w:r>
-      <w:r>
-        <w:t xml:space="preserve"> </w:t>
-      </w:r>
-      <w:r>
-        <w:rPr>
-          <w:rStyle w:val="TeacherNote"/>
-        </w:rPr>
-        <w:t xml:space="preserve">[Sal: King Kullen, Stop and Shop, or whichever store your students’ families use; a mix is better]</w:t>
       </w:r>
     </w:p>
     <w:p>
@@ -1134,16 +1125,7 @@
         <w:pStyle w:val="Compact"/>
       </w:pPr>
       <w:r>
-        <w:t xml:space="preserve">ELL: the five parts of a sale listing are on a slide with arrows; the store sections on the template have a picture each; sentence starter for the wait decision: "We should wait on ___ because the sale ___"; the words sale, limit, unit, section, and circular are on the unit vocabulary card in Turkish, Portuguese, and Spanish. A circular in the family’s language is a good option if the store prints one</w:t>
-      </w:r>
-      <w:r>
-        <w:t xml:space="preserve"> </w:t>
-      </w:r>
-      <w:r>
-        <w:rPr>
-          <w:rStyle w:val="TeacherNote"/>
-        </w:rPr>
-        <w:t xml:space="preserve">[Sal: some Long Island stores print Spanish circulars; check].</w:t>
+        <w:t xml:space="preserve">ELL: the five parts of a sale listing are on a slide with arrows; the store sections on the template have a picture each; sentence starter for the wait decision: "We should wait on ___ because the sale ___"; the words sale, limit, unit, section, and circular are on the unit vocabulary card in Turkish, Portuguese, and Spanish. A circular in the family’s language is a good option if the store prints one.</w:t>
       </w:r>
     </w:p>
     <w:p>
@@ -1179,7 +1161,7 @@
         <w:pStyle w:val="Compact"/>
       </w:pPr>
       <w:r>
-        <w:t xml:space="preserve">Grade 8 stretch: teams compare the same three items across two different store circulars and write which store wins and by how much (this previews CTE FCL 4. g) and Sal’s lunch-menu comparison idea in Unit 6).</w:t>
+        <w:t xml:space="preserve">Grade 8 stretch: teams compare the same three items across two different store circulars and write which store wins and by how much (this previews CTE FCL 4. g) and my lunch-menu comparison idea in Unit 6).</w:t>
       </w:r>
     </w:p>
     <w:p>
@@ -1495,15 +1477,6 @@
       <w:r>
         <w:t xml:space="preserve">Math: the buy-one-get-one and per-pound math is ratio work; the math teacher can use the same circular the same week. Community: the store’s weekly ad is free and public; a store manager may donate a stack of circulars if asked.</w:t>
       </w:r>
-      <w:r>
-        <w:t xml:space="preserve"> </w:t>
-      </w:r>
-      <w:r>
-        <w:rPr>
-          <w:rStyle w:val="TeacherNote"/>
-        </w:rPr>
-        <w:t xml:space="preserve">[Sal: your King Kullen relationship from the Brentwood labs is the obvious ask.]</w:t>
-      </w:r>
     </w:p>
     <w:p>
       <w:pPr>
@@ -1632,16 +1605,7 @@
         <w:pStyle w:val="Compact"/>
       </w:pPr>
       <w:r>
-        <w:t xml:space="preserve">Sal’s own materials: the King Kullen shopping list and store-brand swap sheet (</w:t>
-      </w:r>
-      <w:r>
-        <w:rPr>
-          <w:rStyle w:val="VerbatimChar"/>
-        </w:rPr>
-        <w:t xml:space="preserve">Education/TeachingWork/LessonPlans/education_teaching_facs_kingkullen_shoppinglist_2026_03.pdf</w:t>
-      </w:r>
-      <w:r>
-        <w:t xml:space="preserve">) and the</w:t>
+        <w:t xml:space="preserve">My own materials: the supermarket shopping list and store-brand swap sheet and the</w:t>
       </w:r>
       <w:r>
         <w:t xml:space="preserve"> </w:t>
@@ -1659,7 +1623,7 @@
         <w:t xml:space="preserve"> </w:t>
       </w:r>
       <w:r>
-        <w:t xml:space="preserve">day in his FNES 563 draft unit calendar.</w:t>
+        <w:t xml:space="preserve">day in my draft unit calendar.</w:t>
       </w:r>
     </w:p>
     <w:p>
@@ -1754,21 +1718,6 @@
       </w:pPr>
       <w:r>
         <w:t xml:space="preserve">Some students’ families shop at bodegas, wholesale clubs, or ethnic markets without circulars. Say that out loud; the list and the pantry check still work everywhere, and the price question is answered by the shelf tag, which is Lesson 1.16.</w:t>
-      </w:r>
-    </w:p>
-    <w:p>
-      <w:pPr>
-        <w:numPr>
-          <w:ilvl w:val="0"/>
-          <w:numId w:val="1008"/>
-        </w:numPr>
-        <w:pStyle w:val="Compact"/>
-      </w:pPr>
-      <w:r>
-        <w:rPr>
-          <w:rStyle w:val="TeacherNote"/>
-        </w:rPr>
-        <w:t xml:space="preserve">[Sal: your Brentwood shopping list doc used Food Club store-brand swaps to bring a $170 list under $150. Tell that story here in one minute; it is the wait-or-swap decision at classroom scale.]</w:t>
       </w:r>
     </w:p>
     <w:sectPr>
